--- a/Sahte_Haber_Tespit_Dokumani.docx
+++ b/Sahte_Haber_Tespit_Dokumani.docx
@@ -6,9 +6,51 @@
       <w:pPr>
         <w:pStyle w:val="Balk1"/>
       </w:pPr>
+      <w:proofErr w:type="spellStart"/>
       <w:r>
-        <w:t>Yapay Zeka Destekli Sahte Haber Tespit Sistemi</w:t>
+        <w:t>Yapay</w:t>
       </w:r>
+      <w:proofErr w:type="spellEnd"/>
+      <w:r>
+        <w:t xml:space="preserve"> </w:t>
+      </w:r>
+      <w:proofErr w:type="spellStart"/>
+      <w:r>
+        <w:t>Zeka</w:t>
+      </w:r>
+      <w:proofErr w:type="spellEnd"/>
+      <w:r>
+        <w:t xml:space="preserve"> </w:t>
+      </w:r>
+      <w:proofErr w:type="spellStart"/>
+      <w:r>
+        <w:t>Destekli</w:t>
+      </w:r>
+      <w:proofErr w:type="spellEnd"/>
+      <w:r>
+        <w:t xml:space="preserve"> </w:t>
+      </w:r>
+      <w:proofErr w:type="spellStart"/>
+      <w:r>
+        <w:t>Sahte</w:t>
+      </w:r>
+      <w:proofErr w:type="spellEnd"/>
+      <w:r>
+        <w:t xml:space="preserve"> Haber </w:t>
+      </w:r>
+      <w:proofErr w:type="spellStart"/>
+      <w:r>
+        <w:t>Tespit</w:t>
+      </w:r>
+      <w:proofErr w:type="spellEnd"/>
+      <w:r>
+        <w:t xml:space="preserve"> </w:t>
+      </w:r>
+      <w:proofErr w:type="spellStart"/>
+      <w:r>
+        <w:t>Sistemi</w:t>
+      </w:r>
+      <w:proofErr w:type="spellEnd"/>
     </w:p>
     <w:p/>
     <w:tbl>
@@ -38,6 +80,7 @@
             <w:pPr>
               <w:spacing w:line="264" w:lineRule="auto"/>
             </w:pPr>
+            <w:proofErr w:type="spellStart"/>
             <w:r>
               <w:rPr>
                 <w:b/>
@@ -46,6 +89,7 @@
               </w:rPr>
               <w:t>Öğrenci</w:t>
             </w:r>
+            <w:proofErr w:type="spellEnd"/>
           </w:p>
         </w:tc>
         <w:tc>
@@ -66,14 +110,278 @@
               <w:rPr>
                 <w:sz w:val="21"/>
               </w:rPr>
-              <w:t xml:space="preserve">Mustafa </w:t>
+              <w:t>Mustafa Bahadır Emek</w:t>
             </w:r>
+          </w:p>
+        </w:tc>
+      </w:tr>
+      <w:tr>
+        <w:tc>
+          <w:tcPr>
+            <w:tcW w:w="2736" w:type="dxa"/>
+            <w:shd w:val="clear" w:color="auto" w:fill="DCE6F1"/>
+            <w:tcMar>
+              <w:top w:w="80" w:type="dxa"/>
+              <w:left w:w="120" w:type="dxa"/>
+              <w:bottom w:w="80" w:type="dxa"/>
+              <w:right w:w="120" w:type="dxa"/>
+            </w:tcMar>
+          </w:tcPr>
+          <w:p>
+            <w:pPr>
+              <w:spacing w:line="264" w:lineRule="auto"/>
+            </w:pPr>
+            <w:proofErr w:type="spellStart"/>
+            <w:r>
+              <w:rPr>
+                <w:b/>
+                <w:color w:val="1F4E79"/>
+                <w:sz w:val="21"/>
+              </w:rPr>
+              <w:t>Bölüm</w:t>
+            </w:r>
+            <w:proofErr w:type="spellEnd"/>
+          </w:p>
+        </w:tc>
+        <w:tc>
+          <w:tcPr>
+            <w:tcW w:w="7056" w:type="dxa"/>
+            <w:tcMar>
+              <w:top w:w="80" w:type="dxa"/>
+              <w:left w:w="120" w:type="dxa"/>
+              <w:bottom w:w="80" w:type="dxa"/>
+              <w:right w:w="120" w:type="dxa"/>
+            </w:tcMar>
+          </w:tcPr>
+          <w:p>
+            <w:pPr>
+              <w:spacing w:line="264" w:lineRule="auto"/>
+            </w:pPr>
+            <w:proofErr w:type="spellStart"/>
             <w:r>
               <w:rPr>
                 <w:sz w:val="21"/>
               </w:rPr>
-              <w:t>Bahadır Emek</w:t>
+              <w:t>Bilişim</w:t>
             </w:r>
+            <w:proofErr w:type="spellEnd"/>
+            <w:r>
+              <w:rPr>
+                <w:sz w:val="21"/>
+              </w:rPr>
+              <w:t xml:space="preserve"> </w:t>
+            </w:r>
+            <w:proofErr w:type="spellStart"/>
+            <w:r>
+              <w:rPr>
+                <w:sz w:val="21"/>
+              </w:rPr>
+              <w:t>Sistemleri</w:t>
+            </w:r>
+            <w:proofErr w:type="spellEnd"/>
+            <w:r>
+              <w:rPr>
+                <w:sz w:val="21"/>
+              </w:rPr>
+              <w:t xml:space="preserve"> </w:t>
+            </w:r>
+            <w:proofErr w:type="spellStart"/>
+            <w:r>
+              <w:rPr>
+                <w:sz w:val="21"/>
+              </w:rPr>
+              <w:t>ve</w:t>
+            </w:r>
+            <w:proofErr w:type="spellEnd"/>
+            <w:r>
+              <w:rPr>
+                <w:sz w:val="21"/>
+              </w:rPr>
+              <w:t xml:space="preserve"> </w:t>
+            </w:r>
+            <w:proofErr w:type="spellStart"/>
+            <w:r>
+              <w:rPr>
+                <w:sz w:val="21"/>
+              </w:rPr>
+              <w:t>Teknolojileri</w:t>
+            </w:r>
+            <w:proofErr w:type="spellEnd"/>
+            <w:r>
+              <w:rPr>
+                <w:sz w:val="21"/>
+              </w:rPr>
+              <w:t xml:space="preserve"> </w:t>
+            </w:r>
+          </w:p>
+        </w:tc>
+      </w:tr>
+      <w:tr>
+        <w:tc>
+          <w:tcPr>
+            <w:tcW w:w="2736" w:type="dxa"/>
+            <w:shd w:val="clear" w:color="auto" w:fill="DCE6F1"/>
+            <w:tcMar>
+              <w:top w:w="80" w:type="dxa"/>
+              <w:left w:w="120" w:type="dxa"/>
+              <w:bottom w:w="80" w:type="dxa"/>
+              <w:right w:w="120" w:type="dxa"/>
+            </w:tcMar>
+          </w:tcPr>
+          <w:p>
+            <w:pPr>
+              <w:spacing w:line="264" w:lineRule="auto"/>
+            </w:pPr>
+            <w:proofErr w:type="spellStart"/>
+            <w:r>
+              <w:rPr>
+                <w:b/>
+                <w:color w:val="1F4E79"/>
+                <w:sz w:val="21"/>
+              </w:rPr>
+              <w:t>Proje</w:t>
+            </w:r>
+            <w:proofErr w:type="spellEnd"/>
+            <w:r>
+              <w:rPr>
+                <w:b/>
+                <w:color w:val="1F4E79"/>
+                <w:sz w:val="21"/>
+              </w:rPr>
+              <w:t xml:space="preserve"> </w:t>
+            </w:r>
+            <w:proofErr w:type="spellStart"/>
+            <w:r>
+              <w:rPr>
+                <w:b/>
+                <w:color w:val="1F4E79"/>
+                <w:sz w:val="21"/>
+              </w:rPr>
+              <w:t>Türü</w:t>
+            </w:r>
+            <w:proofErr w:type="spellEnd"/>
+          </w:p>
+        </w:tc>
+        <w:tc>
+          <w:tcPr>
+            <w:tcW w:w="7056" w:type="dxa"/>
+            <w:tcMar>
+              <w:top w:w="80" w:type="dxa"/>
+              <w:left w:w="120" w:type="dxa"/>
+              <w:bottom w:w="80" w:type="dxa"/>
+              <w:right w:w="120" w:type="dxa"/>
+            </w:tcMar>
+          </w:tcPr>
+          <w:p>
+            <w:pPr>
+              <w:spacing w:line="264" w:lineRule="auto"/>
+            </w:pPr>
+            <w:proofErr w:type="spellStart"/>
+            <w:r>
+              <w:rPr>
+                <w:sz w:val="21"/>
+              </w:rPr>
+              <w:t>Makine</w:t>
+            </w:r>
+            <w:proofErr w:type="spellEnd"/>
+            <w:r>
+              <w:rPr>
+                <w:sz w:val="21"/>
+              </w:rPr>
+              <w:t xml:space="preserve"> </w:t>
+            </w:r>
+            <w:proofErr w:type="spellStart"/>
+            <w:r>
+              <w:rPr>
+                <w:sz w:val="21"/>
+              </w:rPr>
+              <w:t>Öğrenmesi</w:t>
+            </w:r>
+            <w:proofErr w:type="spellEnd"/>
+            <w:r>
+              <w:rPr>
+                <w:sz w:val="21"/>
+              </w:rPr>
+              <w:t xml:space="preserve"> </w:t>
+            </w:r>
+            <w:proofErr w:type="spellStart"/>
+            <w:r>
+              <w:rPr>
+                <w:sz w:val="21"/>
+              </w:rPr>
+              <w:t>ve</w:t>
+            </w:r>
+            <w:proofErr w:type="spellEnd"/>
+            <w:r>
+              <w:rPr>
+                <w:sz w:val="21"/>
+              </w:rPr>
+              <w:t xml:space="preserve"> </w:t>
+            </w:r>
+            <w:proofErr w:type="spellStart"/>
+            <w:r>
+              <w:rPr>
+                <w:sz w:val="21"/>
+              </w:rPr>
+              <w:t>Doğal</w:t>
+            </w:r>
+            <w:proofErr w:type="spellEnd"/>
+            <w:r>
+              <w:rPr>
+                <w:sz w:val="21"/>
+              </w:rPr>
+              <w:t xml:space="preserve"> </w:t>
+            </w:r>
+            <w:proofErr w:type="spellStart"/>
+            <w:r>
+              <w:rPr>
+                <w:sz w:val="21"/>
+              </w:rPr>
+              <w:t>Dil</w:t>
+            </w:r>
+            <w:proofErr w:type="spellEnd"/>
+            <w:r>
+              <w:rPr>
+                <w:sz w:val="21"/>
+              </w:rPr>
+              <w:t xml:space="preserve"> </w:t>
+            </w:r>
+            <w:proofErr w:type="spellStart"/>
+            <w:r>
+              <w:rPr>
+                <w:sz w:val="21"/>
+              </w:rPr>
+              <w:t>İşleme</w:t>
+            </w:r>
+            <w:proofErr w:type="spellEnd"/>
+            <w:r>
+              <w:rPr>
+                <w:sz w:val="21"/>
+              </w:rPr>
+              <w:t xml:space="preserve"> </w:t>
+            </w:r>
+            <w:proofErr w:type="spellStart"/>
+            <w:r>
+              <w:rPr>
+                <w:sz w:val="21"/>
+              </w:rPr>
+              <w:t>Tabanlı</w:t>
+            </w:r>
+            <w:proofErr w:type="spellEnd"/>
+            <w:r>
+              <w:rPr>
+                <w:sz w:val="21"/>
+              </w:rPr>
+              <w:t xml:space="preserve"> Web </w:t>
+            </w:r>
+            <w:proofErr w:type="spellStart"/>
+            <w:r>
+              <w:rPr>
+                <w:sz w:val="21"/>
+              </w:rPr>
+              <w:t>Projesi</w:t>
+            </w:r>
+            <w:proofErr w:type="spellEnd"/>
           </w:p>
         </w:tc>
       </w:tr>
@@ -99,8 +407,18 @@
                 <w:color w:val="1F4E79"/>
                 <w:sz w:val="21"/>
               </w:rPr>
-              <w:t>Bölüm</w:t>
+              <w:t xml:space="preserve">GitHub Repo </w:t>
             </w:r>
+            <w:proofErr w:type="spellStart"/>
+            <w:r>
+              <w:rPr>
+                <w:b/>
+                <w:color w:val="1F4E79"/>
+                <w:sz w:val="21"/>
+              </w:rPr>
+              <w:t>Linki</w:t>
+            </w:r>
+            <w:proofErr w:type="spellEnd"/>
           </w:p>
         </w:tc>
         <w:tc>
@@ -118,114 +436,7 @@
               <w:spacing w:line="264" w:lineRule="auto"/>
             </w:pPr>
             <w:r>
-              <w:rPr>
-                <w:sz w:val="21"/>
-              </w:rPr>
-              <w:t>Bilişim Sistemleri ve Teknolojileri</w:t>
-            </w:r>
-            <w:r>
-              <w:rPr>
-                <w:sz w:val="21"/>
-              </w:rPr>
-              <w:t xml:space="preserve"> </w:t>
-            </w:r>
-          </w:p>
-        </w:tc>
-      </w:tr>
-      <w:tr>
-        <w:tc>
-          <w:tcPr>
-            <w:tcW w:w="2736" w:type="dxa"/>
-            <w:shd w:val="clear" w:color="auto" w:fill="DCE6F1"/>
-            <w:tcMar>
-              <w:top w:w="80" w:type="dxa"/>
-              <w:left w:w="120" w:type="dxa"/>
-              <w:bottom w:w="80" w:type="dxa"/>
-              <w:right w:w="120" w:type="dxa"/>
-            </w:tcMar>
-          </w:tcPr>
-          <w:p>
-            <w:pPr>
-              <w:spacing w:line="264" w:lineRule="auto"/>
-            </w:pPr>
-            <w:r>
-              <w:rPr>
-                <w:b/>
-                <w:color w:val="1F4E79"/>
-                <w:sz w:val="21"/>
-              </w:rPr>
-              <w:t>Proje Türü</w:t>
-            </w:r>
-          </w:p>
-        </w:tc>
-        <w:tc>
-          <w:tcPr>
-            <w:tcW w:w="7056" w:type="dxa"/>
-            <w:tcMar>
-              <w:top w:w="80" w:type="dxa"/>
-              <w:left w:w="120" w:type="dxa"/>
-              <w:bottom w:w="80" w:type="dxa"/>
-              <w:right w:w="120" w:type="dxa"/>
-            </w:tcMar>
-          </w:tcPr>
-          <w:p>
-            <w:pPr>
-              <w:spacing w:line="264" w:lineRule="auto"/>
-            </w:pPr>
-            <w:r>
-              <w:rPr>
-                <w:sz w:val="21"/>
-              </w:rPr>
-              <w:t>Makine Öğrenmesi ve Doğal Dil İşleme Tabanlı Web Projesi</w:t>
-            </w:r>
-          </w:p>
-        </w:tc>
-      </w:tr>
-      <w:tr>
-        <w:tc>
-          <w:tcPr>
-            <w:tcW w:w="2736" w:type="dxa"/>
-            <w:shd w:val="clear" w:color="auto" w:fill="DCE6F1"/>
-            <w:tcMar>
-              <w:top w:w="80" w:type="dxa"/>
-              <w:left w:w="120" w:type="dxa"/>
-              <w:bottom w:w="80" w:type="dxa"/>
-              <w:right w:w="120" w:type="dxa"/>
-            </w:tcMar>
-          </w:tcPr>
-          <w:p>
-            <w:pPr>
-              <w:spacing w:line="264" w:lineRule="auto"/>
-            </w:pPr>
-            <w:r>
-              <w:rPr>
-                <w:b/>
-                <w:color w:val="1F4E79"/>
-                <w:sz w:val="21"/>
-              </w:rPr>
-              <w:t>GitHub Repo Linki</w:t>
-            </w:r>
-          </w:p>
-        </w:tc>
-        <w:tc>
-          <w:tcPr>
-            <w:tcW w:w="7056" w:type="dxa"/>
-            <w:tcMar>
-              <w:top w:w="80" w:type="dxa"/>
-              <w:left w:w="120" w:type="dxa"/>
-              <w:bottom w:w="80" w:type="dxa"/>
-              <w:right w:w="120" w:type="dxa"/>
-            </w:tcMar>
-          </w:tcPr>
-          <w:p>
-            <w:pPr>
-              <w:spacing w:line="264" w:lineRule="auto"/>
-            </w:pPr>
-            <w:r>
-              <w:rPr>
-                <w:sz w:val="21"/>
-              </w:rPr>
-              <w:t>Repo oluşturulduktan sonra bu alana eklenecektir.</w:t>
+              <w:t>https://github.com/BahadirEmek/Sahte_Haber_Tespit.git</w:t>
             </w:r>
           </w:p>
         </w:tc>
@@ -242,7 +453,43 @@
           <w:color w:val="103F75"/>
           <w:sz w:val="26"/>
         </w:rPr>
-        <w:t xml:space="preserve">1. Proje Fikri </w:t>
+        <w:t xml:space="preserve">1. </w:t>
+      </w:r>
+      <w:proofErr w:type="spellStart"/>
+      <w:r>
+        <w:rPr>
+          <w:b/>
+          <w:color w:val="103F75"/>
+          <w:sz w:val="26"/>
+        </w:rPr>
+        <w:t>Proje</w:t>
+      </w:r>
+      <w:proofErr w:type="spellEnd"/>
+      <w:r>
+        <w:rPr>
+          <w:b/>
+          <w:color w:val="103F75"/>
+          <w:sz w:val="26"/>
+        </w:rPr>
+        <w:t xml:space="preserve"> </w:t>
+      </w:r>
+      <w:proofErr w:type="spellStart"/>
+      <w:r>
+        <w:rPr>
+          <w:b/>
+          <w:color w:val="103F75"/>
+          <w:sz w:val="26"/>
+        </w:rPr>
+        <w:t>Fikri</w:t>
+      </w:r>
+      <w:proofErr w:type="spellEnd"/>
+      <w:r>
+        <w:rPr>
+          <w:b/>
+          <w:color w:val="103F75"/>
+          <w:sz w:val="26"/>
+        </w:rPr>
+        <w:t xml:space="preserve"> </w:t>
       </w:r>
     </w:p>
     <w:p>
@@ -258,14 +505,46 @@
           <w:color w:val="282828"/>
           <w:lang w:val="tr-TR"/>
         </w:rPr>
-        <w:t xml:space="preserve">Bu projede sahte haberlerin yapay zeka ile tespit edilmesine </w:t>
+        <w:t xml:space="preserve">Bu projede sahte haberlerin yapay </w:t>
+      </w:r>
+      <w:proofErr w:type="gramStart"/>
+      <w:r>
+        <w:rPr>
+          <w:color w:val="282828"/>
+          <w:lang w:val="tr-TR"/>
+        </w:rPr>
+        <w:t>zeka</w:t>
+      </w:r>
+      <w:proofErr w:type="gramEnd"/>
+      <w:r>
+        <w:rPr>
+          <w:color w:val="282828"/>
+          <w:lang w:val="tr-TR"/>
+        </w:rPr>
+        <w:t xml:space="preserve"> ile tespit edilmesine </w:t>
       </w:r>
       <w:r>
         <w:rPr>
           <w:color w:val="282828"/>
           <w:lang w:val="tr-TR"/>
         </w:rPr>
-        <w:t>ve düzenlenmesini yapıcak makine öğrenim sistemi geliştirilecektir</w:t>
+        <w:t xml:space="preserve">ve düzenlenmesini </w:t>
+      </w:r>
+      <w:proofErr w:type="spellStart"/>
+      <w:r>
+        <w:rPr>
+          <w:color w:val="282828"/>
+          <w:lang w:val="tr-TR"/>
+        </w:rPr>
+        <w:t>yapıcak</w:t>
+      </w:r>
+      <w:proofErr w:type="spellEnd"/>
+      <w:r>
+        <w:rPr>
+          <w:color w:val="282828"/>
+          <w:lang w:val="tr-TR"/>
+        </w:rPr>
+        <w:t xml:space="preserve"> makine öğrenim sistemi geliştirilecektir</w:t>
       </w:r>
       <w:r>
         <w:rPr>
@@ -334,8 +613,36 @@
           <w:color w:val="103F75"/>
           <w:sz w:val="26"/>
         </w:rPr>
-        <w:t>2. Projenin Amacı</w:t>
+        <w:t xml:space="preserve">2. </w:t>
       </w:r>
+      <w:proofErr w:type="spellStart"/>
+      <w:r>
+        <w:rPr>
+          <w:b/>
+          <w:color w:val="103F75"/>
+          <w:sz w:val="26"/>
+        </w:rPr>
+        <w:t>Projenin</w:t>
+      </w:r>
+      <w:proofErr w:type="spellEnd"/>
+      <w:r>
+        <w:rPr>
+          <w:b/>
+          <w:color w:val="103F75"/>
+          <w:sz w:val="26"/>
+        </w:rPr>
+        <w:t xml:space="preserve"> </w:t>
+      </w:r>
+      <w:proofErr w:type="spellStart"/>
+      <w:r>
+        <w:rPr>
+          <w:b/>
+          <w:color w:val="103F75"/>
+          <w:sz w:val="26"/>
+        </w:rPr>
+        <w:t>Amacı</w:t>
+      </w:r>
+      <w:proofErr w:type="spellEnd"/>
     </w:p>
     <w:p>
       <w:pPr>
@@ -350,43 +657,25 @@
           <w:color w:val="282828"/>
           <w:lang w:val="tr-TR"/>
         </w:rPr>
-        <w:t>Projenin amacı</w:t>
+        <w:t xml:space="preserve">Projenin amacı, kullanıcı tarafından girilen veya yüklenen bir haber metnini analiz ederek bunun gerçek haber mi yoksa sahte haber mi olduğunu tahmin eden bir sistem geliştirmek. Sistemde doğal dil işleme </w:t>
       </w:r>
+      <w:proofErr w:type="gramStart"/>
       <w:r>
         <w:rPr>
           <w:color w:val="282828"/>
           <w:lang w:val="tr-TR"/>
         </w:rPr>
-        <w:t xml:space="preserve">, kullanıcı tarafından girilen veya yüklenen bir haber metnini analiz ederek bunun gerçek haber mi yoksa sahte haber mi olduğunu tahmin eden bir sistem geliştirmek. </w:t>
+        <w:t>yöntemlerinden</w:t>
       </w:r>
+      <w:proofErr w:type="gramEnd"/>
       <w:r>
         <w:rPr>
           <w:color w:val="282828"/>
           <w:lang w:val="tr-TR"/>
         </w:rPr>
-        <w:t>S</w:t>
+        <w:t xml:space="preserve"> yararlanılarak metin üzerinde ön işleme yapılacak, ardından makine öğrenmesi veya </w:t>
       </w:r>
-      <w:r>
-        <w:rPr>
-          <w:color w:val="282828"/>
-          <w:lang w:val="tr-TR"/>
-        </w:rPr>
-        <w:t>istemde doğal dil işleme yöntemleri</w:t>
-      </w:r>
-      <w:r>
-        <w:rPr>
-          <w:color w:val="282828"/>
-          <w:lang w:val="tr-TR"/>
-        </w:rPr>
-        <w:t>nden yararlanılarak</w:t>
-      </w:r>
-      <w:r>
-        <w:rPr>
-          <w:color w:val="282828"/>
-          <w:lang w:val="tr-TR"/>
-        </w:rPr>
-        <w:t xml:space="preserve"> metin üzerinde ön işleme yapılacak, ardından makine öğrenmesi veya </w:t>
-      </w:r>
+      <w:proofErr w:type="spellStart"/>
       <w:r>
         <w:rPr>
           <w:color w:val="282828"/>
@@ -399,35 +688,15 @@
           <w:color w:val="282828"/>
           <w:lang w:val="tr-TR"/>
         </w:rPr>
-        <w:t xml:space="preserve">ransformer tabanlı bir model ile sınıflandırma gerçekleştirilecektir. Sonuç kısmında ise kullanıcıya </w:t>
+        <w:t>ransformer</w:t>
       </w:r>
+      <w:proofErr w:type="spellEnd"/>
       <w:r>
         <w:rPr>
           <w:color w:val="282828"/>
           <w:lang w:val="tr-TR"/>
         </w:rPr>
-        <w:t>haber kaynağı ile ilgili</w:t>
-      </w:r>
-      <w:r>
-        <w:rPr>
-          <w:color w:val="282828"/>
-          <w:lang w:val="tr-TR"/>
-        </w:rPr>
-        <w:t xml:space="preserve"> anlaşılır bir </w:t>
-      </w:r>
-      <w:r>
-        <w:rPr>
-          <w:color w:val="282828"/>
-          <w:lang w:val="tr-TR"/>
-        </w:rPr>
-        <w:t>bilgi</w:t>
-      </w:r>
-      <w:r>
-        <w:rPr>
-          <w:color w:val="282828"/>
-          <w:lang w:val="tr-TR"/>
-        </w:rPr>
-        <w:t xml:space="preserve"> verilecektir.</w:t>
+        <w:t xml:space="preserve"> tabanlı bir model ile sınıflandırma gerçekleştirilecektir. Sonuç kısmında ise kullanıcıya haber kaynağı ile ilgili anlaşılır bir bilgi verilecektir.</w:t>
       </w:r>
     </w:p>
     <w:p>
@@ -563,8 +832,65 @@
           <w:color w:val="282828"/>
           <w:lang w:val="tr-TR"/>
         </w:rPr>
-        <w:t>Çalışmada öncelikli olarak sahte ve gerçek haberlerden oluşan açık veri setleri kullanılacak. İlk seçenek olarak Kaggle üzerinde yer alan Fake and Real News Dataset</w:t>
+        <w:t xml:space="preserve">Çalışmada öncelikli olarak sahte ve gerçek haberlerden oluşan açık veri setleri kullanılacak. İlk seçenek olarak </w:t>
       </w:r>
+      <w:proofErr w:type="spellStart"/>
+      <w:r>
+        <w:rPr>
+          <w:color w:val="282828"/>
+          <w:lang w:val="tr-TR"/>
+        </w:rPr>
+        <w:t>Kaggle</w:t>
+      </w:r>
+      <w:proofErr w:type="spellEnd"/>
+      <w:r>
+        <w:rPr>
+          <w:color w:val="282828"/>
+          <w:lang w:val="tr-TR"/>
+        </w:rPr>
+        <w:t xml:space="preserve"> üzerinde yer alan </w:t>
+      </w:r>
+      <w:proofErr w:type="spellStart"/>
+      <w:r>
+        <w:rPr>
+          <w:color w:val="282828"/>
+          <w:lang w:val="tr-TR"/>
+        </w:rPr>
+        <w:t>Fake</w:t>
+      </w:r>
+      <w:proofErr w:type="spellEnd"/>
+      <w:r>
+        <w:rPr>
+          <w:color w:val="282828"/>
+          <w:lang w:val="tr-TR"/>
+        </w:rPr>
+        <w:t xml:space="preserve"> </w:t>
+      </w:r>
+      <w:proofErr w:type="spellStart"/>
+      <w:r>
+        <w:rPr>
+          <w:color w:val="282828"/>
+          <w:lang w:val="tr-TR"/>
+        </w:rPr>
+        <w:t>and</w:t>
+      </w:r>
+      <w:proofErr w:type="spellEnd"/>
+      <w:r>
+        <w:rPr>
+          <w:color w:val="282828"/>
+          <w:lang w:val="tr-TR"/>
+        </w:rPr>
+        <w:t xml:space="preserve"> Real News </w:t>
+      </w:r>
+      <w:proofErr w:type="spellStart"/>
+      <w:r>
+        <w:rPr>
+          <w:color w:val="282828"/>
+          <w:lang w:val="tr-TR"/>
+        </w:rPr>
+        <w:t>Dataset</w:t>
+      </w:r>
+      <w:proofErr w:type="spellEnd"/>
       <w:r>
         <w:rPr>
           <w:color w:val="282828"/>
@@ -577,7 +903,71 @@
           <w:color w:val="282828"/>
           <w:lang w:val="tr-TR"/>
         </w:rPr>
-        <w:t>. Buna ek olarak LIAR Dataset ve Fake News Detection Dataset gibi kaynaklar da karşılaştırmalı kullanım için incelenecektir. Veri setleri seçilirken etiket kalitesi, veri büyüklüğü ve haber içeriklerinin model eğitimi için yeterli çeşitliliğe sahip olması dikkate alınacaktır.</w:t>
+        <w:t xml:space="preserve">. Buna ek olarak LIAR </w:t>
+      </w:r>
+      <w:proofErr w:type="spellStart"/>
+      <w:r>
+        <w:rPr>
+          <w:color w:val="282828"/>
+          <w:lang w:val="tr-TR"/>
+        </w:rPr>
+        <w:t>Dataset</w:t>
+      </w:r>
+      <w:proofErr w:type="spellEnd"/>
+      <w:r>
+        <w:rPr>
+          <w:color w:val="282828"/>
+          <w:lang w:val="tr-TR"/>
+        </w:rPr>
+        <w:t xml:space="preserve"> ve </w:t>
+      </w:r>
+      <w:proofErr w:type="spellStart"/>
+      <w:r>
+        <w:rPr>
+          <w:color w:val="282828"/>
+          <w:lang w:val="tr-TR"/>
+        </w:rPr>
+        <w:t>Fake</w:t>
+      </w:r>
+      <w:proofErr w:type="spellEnd"/>
+      <w:r>
+        <w:rPr>
+          <w:color w:val="282828"/>
+          <w:lang w:val="tr-TR"/>
+        </w:rPr>
+        <w:t xml:space="preserve"> News </w:t>
+      </w:r>
+      <w:proofErr w:type="spellStart"/>
+      <w:r>
+        <w:rPr>
+          <w:color w:val="282828"/>
+          <w:lang w:val="tr-TR"/>
+        </w:rPr>
+        <w:t>Detection</w:t>
+      </w:r>
+      <w:proofErr w:type="spellEnd"/>
+      <w:r>
+        <w:rPr>
+          <w:color w:val="282828"/>
+          <w:lang w:val="tr-TR"/>
+        </w:rPr>
+        <w:t xml:space="preserve"> </w:t>
+      </w:r>
+      <w:proofErr w:type="spellStart"/>
+      <w:r>
+        <w:rPr>
+          <w:color w:val="282828"/>
+          <w:lang w:val="tr-TR"/>
+        </w:rPr>
+        <w:t>Dataset</w:t>
+      </w:r>
+      <w:proofErr w:type="spellEnd"/>
+      <w:r>
+        <w:rPr>
+          <w:color w:val="282828"/>
+          <w:lang w:val="tr-TR"/>
+        </w:rPr>
+        <w:t xml:space="preserve"> gibi kaynaklar da karşılaştırmalı kullanım için incelenecektir. Veri setleri seçilirken etiket kalitesi, veri büyüklüğü ve haber içeriklerinin model eğitimi için yeterli çeşitliliğe sahip olması dikkate alınacaktır.</w:t>
       </w:r>
     </w:p>
     <w:p>
@@ -610,15 +1000,136 @@
           <w:color w:val="282828"/>
           <w:lang w:val="tr-TR"/>
         </w:rPr>
-        <w:t xml:space="preserve">İlk aşamada veri temizleme işlemleri yapılacaktır. Bu bölümde metinlerin küçük harfe dönüştürülmesi, noktalama işaretlerinin temizlenmesi, gereksiz boşlukların giderilmesi ve gerekli durumlarda stopword kaldırılması gibi işlemler uygulanacaktır. Sonraki aşamada metinler sayısal olarak temsil edilecektir. Bunun için TF-IDF yöntemi temel yaklaşım olarak düşünüyorum. Model tarafında ise önce Logistic </w:t>
+        <w:t xml:space="preserve">İlk aşamada veri temizleme işlemleri yapılacaktır. Bu bölümde metinlerin küçük harfe dönüştürülmesi, noktalama işaretlerinin temizlenmesi, gereksiz boşlukların giderilmesi ve gerekli durumlarda </w:t>
       </w:r>
+      <w:proofErr w:type="spellStart"/>
+      <w:r>
+        <w:rPr>
+          <w:color w:val="282828"/>
+          <w:lang w:val="tr-TR"/>
+        </w:rPr>
+        <w:t>stopword</w:t>
+      </w:r>
+      <w:proofErr w:type="spellEnd"/>
+      <w:r>
+        <w:rPr>
+          <w:color w:val="282828"/>
+          <w:lang w:val="tr-TR"/>
+        </w:rPr>
+        <w:t xml:space="preserve"> kaldırılması gibi işlemler uygulanacaktır. Sonraki aşamada metinler sayısal olarak temsil edilecektir. Bunun için TF-IDF yöntemi temel yaklaşım olarak düşünüyorum. Model tarafında ise önce </w:t>
+      </w:r>
+      <w:proofErr w:type="spellStart"/>
+      <w:r>
+        <w:rPr>
+          <w:color w:val="282828"/>
+          <w:lang w:val="tr-TR"/>
+        </w:rPr>
+        <w:t>Logistic</w:t>
+      </w:r>
+      <w:proofErr w:type="spellEnd"/>
+      <w:r>
+        <w:rPr>
+          <w:color w:val="282828"/>
+          <w:lang w:val="tr-TR"/>
+        </w:rPr>
+        <w:t xml:space="preserve"> </w:t>
+      </w:r>
+      <w:proofErr w:type="spellStart"/>
       <w:r>
         <w:rPr>
           <w:color w:val="282828"/>
           <w:lang w:val="tr-TR"/>
         </w:rPr>
         <w:lastRenderedPageBreak/>
-        <w:t>Regression ve Random Forest gibi daha yorumlanabilir yöntemlerle başlangıç yapılacak, zaman ve performans uygun olursa BERT tabanlı bir yaklaşım da denenebilecektir. Başarı değerlendirmesinde accuracy, precision, recall ve F1-score metrikleri kullanılacaktır.</w:t>
+        <w:t>Regression</w:t>
+      </w:r>
+      <w:proofErr w:type="spellEnd"/>
+      <w:r>
+        <w:rPr>
+          <w:color w:val="282828"/>
+          <w:lang w:val="tr-TR"/>
+        </w:rPr>
+        <w:t xml:space="preserve"> ve </w:t>
+      </w:r>
+      <w:proofErr w:type="spellStart"/>
+      <w:r>
+        <w:rPr>
+          <w:color w:val="282828"/>
+          <w:lang w:val="tr-TR"/>
+        </w:rPr>
+        <w:t>Random</w:t>
+      </w:r>
+      <w:proofErr w:type="spellEnd"/>
+      <w:r>
+        <w:rPr>
+          <w:color w:val="282828"/>
+          <w:lang w:val="tr-TR"/>
+        </w:rPr>
+        <w:t xml:space="preserve"> </w:t>
+      </w:r>
+      <w:proofErr w:type="spellStart"/>
+      <w:r>
+        <w:rPr>
+          <w:color w:val="282828"/>
+          <w:lang w:val="tr-TR"/>
+        </w:rPr>
+        <w:t>Forest</w:t>
+      </w:r>
+      <w:proofErr w:type="spellEnd"/>
+      <w:r>
+        <w:rPr>
+          <w:color w:val="282828"/>
+          <w:lang w:val="tr-TR"/>
+        </w:rPr>
+        <w:t xml:space="preserve"> gibi daha yorumlanabilir yöntemlerle başlangıç yapılacak, zaman ve performans uygun olursa BERT tabanlı bir yaklaşım da denenebilecektir. Başarı değerlendirmesinde </w:t>
+      </w:r>
+      <w:proofErr w:type="spellStart"/>
+      <w:r>
+        <w:rPr>
+          <w:color w:val="282828"/>
+          <w:lang w:val="tr-TR"/>
+        </w:rPr>
+        <w:t>accuracy</w:t>
+      </w:r>
+      <w:proofErr w:type="spellEnd"/>
+      <w:r>
+        <w:rPr>
+          <w:color w:val="282828"/>
+          <w:lang w:val="tr-TR"/>
+        </w:rPr>
+        <w:t xml:space="preserve">, </w:t>
+      </w:r>
+      <w:proofErr w:type="spellStart"/>
+      <w:r>
+        <w:rPr>
+          <w:color w:val="282828"/>
+          <w:lang w:val="tr-TR"/>
+        </w:rPr>
+        <w:t>precision</w:t>
+      </w:r>
+      <w:proofErr w:type="spellEnd"/>
+      <w:r>
+        <w:rPr>
+          <w:color w:val="282828"/>
+          <w:lang w:val="tr-TR"/>
+        </w:rPr>
+        <w:t xml:space="preserve">, </w:t>
+      </w:r>
+      <w:proofErr w:type="spellStart"/>
+      <w:r>
+        <w:rPr>
+          <w:color w:val="282828"/>
+          <w:lang w:val="tr-TR"/>
+        </w:rPr>
+        <w:t>recall</w:t>
+      </w:r>
+      <w:proofErr w:type="spellEnd"/>
+      <w:r>
+        <w:rPr>
+          <w:color w:val="282828"/>
+          <w:lang w:val="tr-TR"/>
+        </w:rPr>
+        <w:t xml:space="preserve"> ve F1-score metrikleri kullanılacaktır.</w:t>
       </w:r>
     </w:p>
     <w:p>
@@ -737,6 +1248,7 @@
         </w:rPr>
         <w:t xml:space="preserve">Python programlama dili temel alınarak geliştirilecek olan bu projede, veri işleme ve analiz süreçlerinde </w:t>
       </w:r>
+      <w:proofErr w:type="spellStart"/>
       <w:r>
         <w:rPr>
           <w:b/>
@@ -746,6 +1258,7 @@
         </w:rPr>
         <w:t>pandas</w:t>
       </w:r>
+      <w:proofErr w:type="spellEnd"/>
       <w:r>
         <w:rPr>
           <w:color w:val="282828"/>
@@ -753,6 +1266,7 @@
         </w:rPr>
         <w:t xml:space="preserve"> ve </w:t>
       </w:r>
+      <w:proofErr w:type="spellStart"/>
       <w:r>
         <w:rPr>
           <w:b/>
@@ -762,6 +1276,7 @@
         </w:rPr>
         <w:t>NumPy</w:t>
       </w:r>
+      <w:proofErr w:type="spellEnd"/>
       <w:r>
         <w:rPr>
           <w:color w:val="282828"/>
@@ -801,6 +1316,7 @@
         </w:rPr>
         <w:t xml:space="preserve">Model geliştirme aşamasında </w:t>
       </w:r>
+      <w:proofErr w:type="spellStart"/>
       <w:r>
         <w:rPr>
           <w:b/>
@@ -810,6 +1326,7 @@
         </w:rPr>
         <w:t>scikit-learn</w:t>
       </w:r>
+      <w:proofErr w:type="spellEnd"/>
       <w:r>
         <w:rPr>
           <w:color w:val="282828"/>
@@ -817,6 +1334,7 @@
         </w:rPr>
         <w:t xml:space="preserve"> kütüphanesi kullanılarak metinler sayısal verilere dönüştürülecek (TF-IDF) ve sınıflandırma algoritmaları ile analiz edilecektir. Projenin kullanıcı arayüzü tarafında ise, kullanıcıdan metin alıp sonucu anlık olarak gösterebilen bir yapı oluşturmak amacıyla </w:t>
       </w:r>
+      <w:proofErr w:type="spellStart"/>
       <w:r>
         <w:rPr>
           <w:b/>
@@ -826,6 +1344,7 @@
         </w:rPr>
         <w:t>Streamlit</w:t>
       </w:r>
+      <w:proofErr w:type="spellEnd"/>
       <w:r>
         <w:rPr>
           <w:color w:val="282828"/>
@@ -864,7 +1383,71 @@
           <w:color w:val="282828"/>
           <w:lang w:val="tr-TR"/>
         </w:rPr>
-        <w:t>Veri setleri için Kaggle ve ilgili akademik veri kaynakları kullanılacaktır. Model geliştirme ve karşılaştırma sürecinde scikit-learn ve Hugging Face dokümantasyonlarından yararlanacağım. Proje ilerledikçe kullandığım tüm kaynakları README ve rapor bölümünde düzenli şekilde belirteceğim.</w:t>
+        <w:t xml:space="preserve">Veri setleri için </w:t>
+      </w:r>
+      <w:proofErr w:type="spellStart"/>
+      <w:r>
+        <w:rPr>
+          <w:color w:val="282828"/>
+          <w:lang w:val="tr-TR"/>
+        </w:rPr>
+        <w:t>Kaggle</w:t>
+      </w:r>
+      <w:proofErr w:type="spellEnd"/>
+      <w:r>
+        <w:rPr>
+          <w:color w:val="282828"/>
+          <w:lang w:val="tr-TR"/>
+        </w:rPr>
+        <w:t xml:space="preserve"> ve ilgili akademik veri kaynakları kullanılacaktır. Model geliştirme ve karşılaştırma sürecinde </w:t>
+      </w:r>
+      <w:proofErr w:type="spellStart"/>
+      <w:r>
+        <w:rPr>
+          <w:color w:val="282828"/>
+          <w:lang w:val="tr-TR"/>
+        </w:rPr>
+        <w:t>scikit-learn</w:t>
+      </w:r>
+      <w:proofErr w:type="spellEnd"/>
+      <w:r>
+        <w:rPr>
+          <w:color w:val="282828"/>
+          <w:lang w:val="tr-TR"/>
+        </w:rPr>
+        <w:t xml:space="preserve"> ve </w:t>
+      </w:r>
+      <w:proofErr w:type="spellStart"/>
+      <w:r>
+        <w:rPr>
+          <w:color w:val="282828"/>
+          <w:lang w:val="tr-TR"/>
+        </w:rPr>
+        <w:t>Hugging</w:t>
+      </w:r>
+      <w:proofErr w:type="spellEnd"/>
+      <w:r>
+        <w:rPr>
+          <w:color w:val="282828"/>
+          <w:lang w:val="tr-TR"/>
+        </w:rPr>
+        <w:t xml:space="preserve"> </w:t>
+      </w:r>
+      <w:proofErr w:type="spellStart"/>
+      <w:r>
+        <w:rPr>
+          <w:color w:val="282828"/>
+          <w:lang w:val="tr-TR"/>
+        </w:rPr>
+        <w:t>Face</w:t>
+      </w:r>
+      <w:proofErr w:type="spellEnd"/>
+      <w:r>
+        <w:rPr>
+          <w:color w:val="282828"/>
+          <w:lang w:val="tr-TR"/>
+        </w:rPr>
+        <w:t xml:space="preserve"> dokümantasyonlarından yararlanacağım. Proje ilerledikçe kullandığım tüm kaynakları README ve rapor bölümünde düzenli şekilde belirteceğim.</w:t>
       </w:r>
     </w:p>
     <w:p/>
@@ -1687,6 +2270,7 @@
   <w:style w:type="character" w:default="1" w:styleId="VarsaylanParagrafYazTipi">
     <w:name w:val="Default Paragraph Font"/>
     <w:uiPriority w:val="1"/>
+    <w:semiHidden/>
     <w:unhideWhenUsed/>
   </w:style>
   <w:style w:type="table" w:default="1" w:styleId="NormalTablo">
